--- a/docs/odak/document_intelligence/sample/ODK-COC-template-seed.docx
+++ b/docs/odak/document_intelligence/sample/ODK-COC-template-seed.docx
@@ -11,7 +11,7 @@
           <w:sz w:val="24"/>
           <w:szCs w:val="24"/>
         </w:rPr>
-        <w:t xml:space="preserve">Belge Numarası : {{docNo}}</w:t>
+        <w:t xml:space="preserve">Belge Numarası : {{poDocNo}}</w:t>
       </w:r>
     </w:p>
     <w:p>
